--- a/concierge/templates/deposit-protection-check.docx
+++ b/concierge/templates/deposit-protection-check.docx
@@ -347,7 +347,7 @@
           <w:sz w:val="16"/>
           <w:szCs w:val="16"/>
         </w:rPr>
-        <w:t xml:space="preserve">, seven years of UK construction and IoT project management, supplying professional services as a sole trader, 55 Remington Road, London N15 6SS. Every finding in this report is rated, and the verdict written, by her and nobody else. What it does not do: value the property, confirm title, give a structural opinion, or estimate what the work should cost.</w:t>
+        <w:t xml:space="preserve">, seven years of UK construction and IoT project management, supplying professional services as a sole trader. Every finding in this report is rated, and the verdict written, by her and nobody else. What it does not do: value the property, confirm title, give a structural opinion, or estimate what the work should cost.</w:t>
       </w:r>
     </w:p>
     <w:p>
@@ -14694,7 +14694,7 @@
         <w:sz w:val="14"/>
         <w:szCs w:val="14"/>
       </w:rPr>
-      <w:t xml:space="preserve">Supplied by Monique Sewell-Bennett, sole trader, 55 Remington Road, London N15 6SS</w:t>
+      <w:t xml:space="preserve">Supplied by Monique Sewell-Bennett, sole trader</w:t>
     </w:r>
     <w:r>
       <w:rPr>
